--- a/docs/evidence/T28-combination.docx
+++ b/docs/evidence/T28-combination.docx
@@ -33,7 +33,7 @@
         <w:spacing w:after="130"/>
       </w:pPr>
       <w:r>
-        <w:t xml:space="preserve">项目 悬臂杆工程计算书基线；项目 ID project_ec0730cf-7d20-4618-a964-b5401e04fc5e</w:t>
+        <w:t xml:space="preserve">项目 悬臂杆工程计算书基线；项目 ID project_8d4f1f7c-a258-430f-91fb-ba5a396ee95a</w:t>
       </w:r>
     </w:p>
     <w:p>
@@ -41,7 +41,7 @@
         <w:spacing w:after="130"/>
       </w:pPr>
       <w:r>
-        <w:t xml:space="preserve">分析 ID analysis_951c6d3f-5b1c-4fdd-95df-59db6638c061；输入修订 R11；状态 已完成</w:t>
+        <w:t xml:space="preserve">分析 ID analysis_7d7408b5-380c-4a19-bf7d-b95ae2addacd；输入修订 R11；状态 已完成</w:t>
       </w:r>
     </w:p>
     <w:p>
@@ -49,7 +49,7 @@
         <w:spacing w:after="130"/>
       </w:pPr>
       <w:r>
-        <w:t xml:space="preserve">分析时间 2026-10-02T13:20:57.417Z；报告生成时间 2026-10-02T13:20:58.547Z（ISO 8601）</w:t>
+        <w:t xml:space="preserve">分析时间 2026-10-03T05:51:55.751Z；报告生成时间 2026-10-03T05:51:57.203Z（ISO 8601）</w:t>
       </w:r>
     </w:p>
     <w:p>

--- a/docs/evidence/T28-combination.docx
+++ b/docs/evidence/T28-combination.docx
@@ -33,7 +33,7 @@
         <w:spacing w:after="130"/>
       </w:pPr>
       <w:r>
-        <w:t xml:space="preserve">项目 悬臂杆工程计算书基线；项目 ID project_8d4f1f7c-a258-430f-91fb-ba5a396ee95a</w:t>
+        <w:t xml:space="preserve">项目 悬臂杆工程计算书基线；项目 ID project_df2a8039-3039-4d71-b972-22c0b1e2dee4</w:t>
       </w:r>
     </w:p>
     <w:p>
@@ -41,7 +41,7 @@
         <w:spacing w:after="130"/>
       </w:pPr>
       <w:r>
-        <w:t xml:space="preserve">分析 ID analysis_7d7408b5-380c-4a19-bf7d-b95ae2addacd；输入修订 R11；状态 已完成</w:t>
+        <w:t xml:space="preserve">分析 ID analysis_4dc199f9-5eac-4514-9014-f0d19cbfcdbc；输入修订 R11；状态 已完成</w:t>
       </w:r>
     </w:p>
     <w:p>
@@ -49,7 +49,15 @@
         <w:spacing w:after="130"/>
       </w:pPr>
       <w:r>
-        <w:t xml:space="preserve">分析时间 2026-10-03T05:51:55.751Z；报告生成时间 2026-10-03T05:51:57.203Z（ISO 8601）</w:t>
+        <w:t xml:space="preserve">分析时间 2026-10-05T07:07:54.944Z；报告生成时间 2026-10-05T07:07:56.606Z（ISO 8601）</w:t>
+      </w:r>
+    </w:p>
+    <w:p>
+      <w:pPr>
+        <w:spacing w:after="130"/>
+      </w:pPr>
+      <w:r>
+        <w:t xml:space="preserve">历史结果未保存服务运行阶段；不重建或推测原始阶段时间。</w:t>
       </w:r>
     </w:p>
     <w:p>
